--- a/ApplyCraft_Next/templates/Madhav_Manohar Gopal_CV.docx
+++ b/ApplyCraft_Next/templates/Madhav_Manohar Gopal_CV.docx
@@ -211,7 +211,25 @@
           <w:bCs/>
           <w:lang w:eastAsia="zh-CN"/>
         </w:rPr>
-        <w:t>Stockholm, willing to relocate.</w:t>
+        <w:t xml:space="preserve">Stockholm, </w:t>
+      </w:r>
+      <w:proofErr w:type="gramStart"/>
+      <w:r>
+        <w:rPr>
+          <w:b/>
+          <w:bCs/>
+          <w:lang w:eastAsia="zh-CN"/>
+        </w:rPr>
+        <w:t>willing</w:t>
+      </w:r>
+      <w:proofErr w:type="gramEnd"/>
+      <w:r>
+        <w:rPr>
+          <w:b/>
+          <w:bCs/>
+          <w:lang w:eastAsia="zh-CN"/>
+        </w:rPr>
+        <w:t xml:space="preserve"> to relocate.</w:t>
       </w:r>
     </w:p>
     <w:p>
@@ -321,6 +339,308 @@
                 <w:lang w:eastAsia="zh-CN"/>
               </w:rPr>
             </w:pPr>
+            <w:r>
+              <w:rPr>
+                <w:lang w:eastAsia="zh-CN"/>
+              </w:rPr>
+              <w:t>University of Maynooth</w:t>
+            </w:r>
+          </w:p>
+        </w:tc>
+        <w:tc>
+          <w:tcPr>
+            <w:tcW w:w="3501" w:type="dxa"/>
+          </w:tcPr>
+          <w:p>
+            <w:pPr>
+              <w:pStyle w:val="Heading3"/>
+              <w:tabs>
+                <w:tab w:val="left" w:pos="10762"/>
+              </w:tabs>
+              <w:spacing w:before="85"/>
+              <w:ind w:left="0"/>
+              <w:jc w:val="right"/>
+              <w:rPr>
+                <w:lang w:eastAsia="zh-CN"/>
+              </w:rPr>
+            </w:pPr>
+          </w:p>
+        </w:tc>
+        <w:tc>
+          <w:tcPr>
+            <w:tcW w:w="3764" w:type="dxa"/>
+          </w:tcPr>
+          <w:p>
+            <w:pPr>
+              <w:pStyle w:val="Heading3"/>
+              <w:tabs>
+                <w:tab w:val="left" w:pos="10762"/>
+              </w:tabs>
+              <w:spacing w:before="85"/>
+              <w:ind w:left="0"/>
+              <w:jc w:val="right"/>
+              <w:rPr>
+                <w:lang w:eastAsia="zh-CN"/>
+              </w:rPr>
+            </w:pPr>
+            <w:r>
+              <w:rPr>
+                <w:lang w:eastAsia="zh-CN"/>
+              </w:rPr>
+              <w:t>Maynooth, Ireland</w:t>
+            </w:r>
+            <w:r>
+              <w:rPr>
+                <w:lang w:eastAsia="zh-CN"/>
+              </w:rPr>
+              <w:t xml:space="preserve">                                                                                                            </w:t>
+            </w:r>
+          </w:p>
+        </w:tc>
+      </w:tr>
+      <w:tr>
+        <w:trPr>
+          <w:trHeight w:val="540"/>
+        </w:trPr>
+        <w:tc>
+          <w:tcPr>
+            <w:tcW w:w="3951" w:type="dxa"/>
+          </w:tcPr>
+          <w:p>
+            <w:pPr>
+              <w:pStyle w:val="Heading3"/>
+              <w:tabs>
+                <w:tab w:val="left" w:pos="10762"/>
+              </w:tabs>
+              <w:spacing w:before="85"/>
+              <w:ind w:left="0"/>
+              <w:rPr>
+                <w:b w:val="0"/>
+                <w:bCs w:val="0"/>
+                <w:i/>
+                <w:szCs w:val="22"/>
+              </w:rPr>
+            </w:pPr>
+            <w:r>
+              <w:rPr>
+                <w:b w:val="0"/>
+                <w:bCs w:val="0"/>
+                <w:i/>
+                <w:szCs w:val="22"/>
+              </w:rPr>
+              <w:t>Data Analyst</w:t>
+            </w:r>
+          </w:p>
+        </w:tc>
+        <w:tc>
+          <w:tcPr>
+            <w:tcW w:w="3501" w:type="dxa"/>
+          </w:tcPr>
+          <w:p>
+            <w:pPr>
+              <w:pStyle w:val="Heading3"/>
+              <w:tabs>
+                <w:tab w:val="left" w:pos="10762"/>
+              </w:tabs>
+              <w:spacing w:before="85"/>
+              <w:ind w:left="0"/>
+              <w:jc w:val="right"/>
+              <w:rPr>
+                <w:b w:val="0"/>
+                <w:bCs w:val="0"/>
+                <w:szCs w:val="22"/>
+              </w:rPr>
+            </w:pPr>
+          </w:p>
+        </w:tc>
+        <w:tc>
+          <w:tcPr>
+            <w:tcW w:w="3764" w:type="dxa"/>
+          </w:tcPr>
+          <w:p>
+            <w:pPr>
+              <w:pStyle w:val="Heading3"/>
+              <w:tabs>
+                <w:tab w:val="left" w:pos="10762"/>
+              </w:tabs>
+              <w:spacing w:before="85"/>
+              <w:ind w:left="0"/>
+              <w:jc w:val="right"/>
+              <w:rPr>
+                <w:b w:val="0"/>
+                <w:bCs w:val="0"/>
+                <w:szCs w:val="22"/>
+              </w:rPr>
+            </w:pPr>
+            <w:r>
+              <w:rPr>
+                <w:b w:val="0"/>
+                <w:bCs w:val="0"/>
+                <w:szCs w:val="22"/>
+              </w:rPr>
+              <w:t>Apr 2026 - Present</w:t>
+            </w:r>
+          </w:p>
+        </w:tc>
+      </w:tr>
+    </w:tbl>
+    <w:p>
+      <w:pPr>
+        <w:numPr>
+          <w:ilvl w:val="0"/>
+          <w:numId w:val="1"/>
+        </w:numPr>
+        <w:tabs>
+          <w:tab w:val="left" w:pos="500"/>
+          <w:tab w:val="left" w:pos="501"/>
+        </w:tabs>
+        <w:spacing w:before="1"/>
+        <w:rPr>
+          <w:sz w:val="20"/>
+          <w:szCs w:val="20"/>
+        </w:rPr>
+      </w:pPr>
+      <w:r>
+        <w:rPr>
+          <w:sz w:val="20"/>
+          <w:szCs w:val="20"/>
+        </w:rPr>
+        <w:t>Developed and maintained institutional Power BI dashboard tracking research funding, outputs, and impact metrics across the MU Futures Hub</w:t>
+      </w:r>
+    </w:p>
+    <w:p>
+      <w:pPr>
+        <w:numPr>
+          <w:ilvl w:val="0"/>
+          <w:numId w:val="1"/>
+        </w:numPr>
+        <w:tabs>
+          <w:tab w:val="left" w:pos="500"/>
+          <w:tab w:val="left" w:pos="501"/>
+        </w:tabs>
+        <w:spacing w:before="1"/>
+        <w:rPr>
+          <w:sz w:val="20"/>
+          <w:szCs w:val="20"/>
+        </w:rPr>
+      </w:pPr>
+      <w:r>
+        <w:rPr>
+          <w:sz w:val="20"/>
+          <w:szCs w:val="20"/>
+        </w:rPr>
+        <w:t>Designed and implemented data quality assurance framework across multiple integrated internal and external data sources ensuring accuracy and consistency</w:t>
+      </w:r>
+    </w:p>
+    <w:p>
+      <w:pPr>
+        <w:numPr>
+          <w:ilvl w:val="0"/>
+          <w:numId w:val="1"/>
+        </w:numPr>
+        <w:tabs>
+          <w:tab w:val="left" w:pos="500"/>
+          <w:tab w:val="left" w:pos="501"/>
+        </w:tabs>
+        <w:spacing w:before="1"/>
+        <w:rPr>
+          <w:sz w:val="20"/>
+          <w:szCs w:val="20"/>
+        </w:rPr>
+      </w:pPr>
+      <w:r>
+        <w:rPr>
+          <w:sz w:val="20"/>
+          <w:szCs w:val="20"/>
+        </w:rPr>
+        <w:t>Managed data integration from diverse stakeholder sources including academic departments, industry partners, and national research bodies</w:t>
+      </w:r>
+    </w:p>
+    <w:p>
+      <w:pPr>
+        <w:numPr>
+          <w:ilvl w:val="0"/>
+          <w:numId w:val="1"/>
+        </w:numPr>
+        <w:tabs>
+          <w:tab w:val="left" w:pos="500"/>
+          <w:tab w:val="left" w:pos="501"/>
+        </w:tabs>
+        <w:spacing w:before="1"/>
+        <w:rPr>
+          <w:sz w:val="20"/>
+          <w:szCs w:val="20"/>
+        </w:rPr>
+      </w:pPr>
+      <w:r>
+        <w:rPr>
+          <w:sz w:val="20"/>
+          <w:szCs w:val="20"/>
+        </w:rPr>
+        <w:t>Delivered recurring and ad hoc data reports meeting HEA compliance and institutional research strategy requirements</w:t>
+      </w:r>
+    </w:p>
+    <w:p>
+      <w:pPr>
+        <w:numPr>
+          <w:ilvl w:val="0"/>
+          <w:numId w:val="1"/>
+        </w:numPr>
+        <w:tabs>
+          <w:tab w:val="left" w:pos="500"/>
+          <w:tab w:val="left" w:pos="501"/>
+        </w:tabs>
+        <w:spacing w:before="1"/>
+        <w:rPr>
+          <w:sz w:val="20"/>
+          <w:szCs w:val="20"/>
+        </w:rPr>
+      </w:pPr>
+      <w:r>
+        <w:rPr>
+          <w:sz w:val="20"/>
+          <w:szCs w:val="20"/>
+        </w:rPr>
+        <w:t>Liaised with internal and external stakeholders to communicate data findings clearly to non-technical audiences including senior university management</w:t>
+      </w:r>
+    </w:p>
+    <w:tbl>
+      <w:tblPr>
+        <w:tblStyle w:val="TableGrid"/>
+        <w:tblW w:w="0" w:type="auto"/>
+        <w:tblInd w:w="140" w:type="dxa"/>
+        <w:tblBorders>
+          <w:top w:val="none" w:sz="0" w:space="0" w:color="auto"/>
+          <w:left w:val="none" w:sz="0" w:space="0" w:color="auto"/>
+          <w:bottom w:val="none" w:sz="0" w:space="0" w:color="auto"/>
+          <w:right w:val="none" w:sz="0" w:space="0" w:color="auto"/>
+          <w:insideH w:val="none" w:sz="0" w:space="0" w:color="auto"/>
+          <w:insideV w:val="none" w:sz="0" w:space="0" w:color="auto"/>
+        </w:tblBorders>
+        <w:tblLook w:val="04A0" w:firstRow="1" w:lastRow="0" w:firstColumn="1" w:lastColumn="0" w:noHBand="0" w:noVBand="1"/>
+      </w:tblPr>
+      <w:tblGrid>
+        <w:gridCol w:w="3951"/>
+        <w:gridCol w:w="3501"/>
+        <w:gridCol w:w="3764"/>
+      </w:tblGrid>
+      <w:tr>
+        <w:tc>
+          <w:tcPr>
+            <w:tcW w:w="3951" w:type="dxa"/>
+          </w:tcPr>
+          <w:p>
+            <w:pPr>
+              <w:pStyle w:val="Heading3"/>
+              <w:tabs>
+                <w:tab w:val="left" w:pos="10762"/>
+              </w:tabs>
+              <w:spacing w:before="85"/>
+              <w:ind w:left="0"/>
+              <w:rPr>
+                <w:lang w:eastAsia="zh-CN"/>
+              </w:rPr>
+            </w:pPr>
           </w:p>
           <w:p>
             <w:pPr>
@@ -1253,7 +1573,15 @@
           <w:sz w:val="20"/>
           <w:lang w:val="en-GB"/>
         </w:rPr>
-        <w:t>Delivered commercial and operational analytics for aviation clients, supporting leadership decisions through structured analysis and KPI-led reporting.</w:t>
+        <w:t xml:space="preserve">Delivered commercial and operational analytics for aviation clients, supporting leadership decisions through structured analysis and </w:t>
+      </w:r>
+      <w:r>
+        <w:rPr>
+          <w:sz w:val="20"/>
+          <w:lang w:val="en-GB"/>
+        </w:rPr>
+        <w:lastRenderedPageBreak/>
+        <w:t>KPI-led reporting.</w:t>
       </w:r>
     </w:p>
     <w:p>
@@ -1644,7 +1972,6 @@
         <w:spacing w:before="10"/>
       </w:pPr>
       <w:r>
-        <w:lastRenderedPageBreak/>
         <w:t xml:space="preserve">Presented findings at the DTW Conference in Copenhagen, contributing to executive-level discussions and decisions. </w:t>
       </w:r>
       <w:hyperlink r:id="rId8" w:history="1">
@@ -1760,11 +2087,15 @@
         <w:pStyle w:val="BodyText"/>
       </w:pPr>
       <w:r>
-        <w:rPr>
-          <w:rFonts w:ascii="Times New Roman" w:hAnsi="Times New Roman"/>
-          <w:sz w:val="20"/>
-        </w:rPr>
-        <w:t>Python, PySpark, Databricks (medallion architecture), SQL, DBT, Airflow, Git, AWS Cloud Practitioner Certified, Azure</w:t>
+        <w:t xml:space="preserve">Python, </w:t>
+      </w:r>
+      <w:proofErr w:type="spellStart"/>
+      <w:r>
+        <w:t>PySpark</w:t>
+      </w:r>
+      <w:proofErr w:type="spellEnd"/>
+      <w:r>
+        <w:t>, Databricks (medallion architecture), SQL, DBT, Airflow, Git, AWS Cloud Practitioner Certified, Azure</w:t>
       </w:r>
     </w:p>
     <w:p>
@@ -1772,11 +2103,23 @@
         <w:pStyle w:val="BodyText"/>
       </w:pPr>
       <w:r>
-        <w:rPr>
-          <w:rFonts w:ascii="Times New Roman" w:hAnsi="Times New Roman"/>
-          <w:sz w:val="20"/>
-        </w:rPr>
-        <w:t>Microsoft Office tools (Word, Excel, PowerPoint), PowerBI (DAX), Qliksense, Tableau</w:t>
+        <w:t xml:space="preserve">Microsoft Office tools (Word, Excel, PowerPoint), </w:t>
+      </w:r>
+      <w:proofErr w:type="spellStart"/>
+      <w:r>
+        <w:t>PowerBI</w:t>
+      </w:r>
+      <w:proofErr w:type="spellEnd"/>
+      <w:r>
+        <w:t xml:space="preserve"> (DAX), </w:t>
+      </w:r>
+      <w:proofErr w:type="spellStart"/>
+      <w:r>
+        <w:t>Qliksense</w:t>
+      </w:r>
+      <w:proofErr w:type="spellEnd"/>
+      <w:r>
+        <w:t>, Tableau</w:t>
       </w:r>
     </w:p>
     <w:p>
@@ -1784,11 +2127,7 @@
         <w:pStyle w:val="BodyText"/>
       </w:pPr>
       <w:r>
-        <w:rPr>
-          <w:rFonts w:ascii="Times New Roman" w:hAnsi="Times New Roman"/>
-          <w:sz w:val="20"/>
-        </w:rPr>
-        <w:t>English, Hindi, Spanish, French, Swedish (learning)</w:t>
+        <w:t>English, Hindi, Spanish, French</w:t>
       </w:r>
     </w:p>
     <w:p>
